--- a/textos/Dieta comun 3 días PREVIOS AL ESTUDIO.docx
+++ b/textos/Dieta comun 3 días PREVIOS AL ESTUDIO.docx
@@ -4,98 +4,73 @@
   <w:body>
     <w:p>
       <w:r>
-        <w:t>3 días PREVIOS AL ESTUDIO</w:t>
+        <w:t>El día previo al estudio:</w:t>
+      </w:r>
+    </w:p>
+    <w:p/>
+    <w:p>
+      <w:r>
+        <w:t>Suprimir:</w:t>
       </w:r>
     </w:p>
     <w:p>
       <w:r>
-        <w:t>Suprimir</w:t>
-      </w:r>
-      <w:r>
-        <w:t>:</w:t>
+        <w:t>F</w:t>
+      </w:r>
+      <w:r>
+        <w:t>rutas con semillas pequeñas (</w:t>
+      </w:r>
+      <w:proofErr w:type="spellStart"/>
+      <w:r>
+        <w:t>ej</w:t>
+      </w:r>
+      <w:proofErr w:type="spellEnd"/>
+      <w:r>
+        <w:t>: kiwi, frutillas), verduras crudas o salteadas o en salsas,</w:t>
+      </w:r>
+      <w:r>
+        <w:t xml:space="preserve"> </w:t>
+      </w:r>
+      <w:r>
+        <w:t>semillas, lentejas, porotos</w:t>
+      </w:r>
+      <w:r>
+        <w:t xml:space="preserve"> y</w:t>
+      </w:r>
+      <w:r>
+        <w:t xml:space="preserve"> garbanzos.</w:t>
+      </w:r>
+    </w:p>
+    <w:p/>
+    <w:p>
+      <w:r>
+        <w:t>Consumir:</w:t>
       </w:r>
     </w:p>
     <w:p>
       <w:r>
-        <w:t>frutas con semillas pequeñas (</w:t>
-      </w:r>
-      <w:proofErr w:type="spellStart"/>
-      <w:r>
-        <w:t>ej</w:t>
-      </w:r>
-      <w:proofErr w:type="spellEnd"/>
-      <w:r>
-        <w:t xml:space="preserve">: kiwi, frutillas), verduras </w:t>
-      </w:r>
-      <w:r>
-        <w:t xml:space="preserve">crudas o salteadas o en </w:t>
-      </w:r>
-      <w:proofErr w:type="spellStart"/>
-      <w:proofErr w:type="gramStart"/>
-      <w:r>
-        <w:t>salsas,</w:t>
-      </w:r>
-      <w:r>
-        <w:t>semillas</w:t>
-      </w:r>
-      <w:proofErr w:type="spellEnd"/>
-      <w:proofErr w:type="gramEnd"/>
-      <w:r>
-        <w:t>, lentejas, porotos, garbanzos.</w:t>
-      </w:r>
-    </w:p>
-    <w:p/>
-    <w:p/>
-    <w:p>
-      <w:r>
-        <w:t>Consumir</w:t>
-      </w:r>
-      <w:r>
-        <w:t>:</w:t>
+        <w:t xml:space="preserve">Carnes rojas o blancas, papa, batata, zanahoria, zapallo, fideos, huevos, </w:t>
+      </w:r>
+      <w:r>
+        <w:t>caldos</w:t>
+      </w:r>
+      <w:bookmarkStart w:id="0" w:name="_GoBack"/>
+      <w:bookmarkEnd w:id="0"/>
+      <w:r>
+        <w:t>.</w:t>
       </w:r>
     </w:p>
     <w:p>
       <w:r>
-        <w:t>C</w:t>
-      </w:r>
-      <w:bookmarkStart w:id="0" w:name="_GoBack"/>
-      <w:bookmarkEnd w:id="0"/>
-      <w:r>
-        <w:t>arnes rojas o blancas, papa, batata, zanahoria, zapallo, fideos, huevos, caldos –</w:t>
-      </w:r>
-    </w:p>
-    <w:p>
-      <w:r>
-        <w:t>Frutas: banana, durazno, pera, manzana – helados de agua. Desayu</w:t>
-      </w:r>
-      <w:r>
-        <w:t xml:space="preserve">no y merienda habitual (pan </w:t>
+        <w:t xml:space="preserve">Frutas: banana, durazno, pera, manzana – helados de agua. Desayuno y merienda habitual (pan </w:t>
       </w:r>
       <w:proofErr w:type="spellStart"/>
       <w:r>
-        <w:t>sin</w:t>
-      </w:r>
-      <w:r>
-        <w:t>semillas</w:t>
+        <w:t>sinsemillas</w:t>
       </w:r>
       <w:proofErr w:type="spellEnd"/>
       <w:r>
-        <w:t>, mermeladas sin semillas) quesos y fiambre de todo tipo, gela</w:t>
-      </w:r>
-      <w:r>
-        <w:t xml:space="preserve">tina, yogurt natural o vainilla. </w:t>
-      </w:r>
-      <w:r>
-        <w:t>Beber abundantes líquidos no gasificados, te, mate, café, leche c</w:t>
-      </w:r>
-      <w:r>
-        <w:t xml:space="preserve">on o sin azúcar- evitar bebidas </w:t>
-      </w:r>
-      <w:r>
-        <w:t>alc</w:t>
-      </w:r>
-      <w:r>
-        <w:t>ohólicas 48hs antes del estudio.</w:t>
+        <w:t>, mermeladas sin semillas) quesos y fiambre de todo tipo, gelatina, yogurt natural o vainilla. Beber abundantes líquidos no gasificados, te, mate, café, leche con o sin azúcar- evitar bebidas alcohólicas 48hs antes del estudio.</w:t>
       </w:r>
     </w:p>
     <w:sectPr>
@@ -791,4 +766,16 @@
     </a:ext>
   </a:extLst>
 </a:theme>
+</file>
+
+<file path=customXml/item1.xml><?xml version="1.0" encoding="utf-8"?>
+<b:Sources xmlns:b="http://schemas.openxmlformats.org/officeDocument/2006/bibliography" xmlns="http://schemas.openxmlformats.org/officeDocument/2006/bibliography" SelectedStyle="\APASixthEditionOfficeOnline.xsl" StyleName="APA" Version="6"/>
+</file>
+
+<file path=customXml/itemProps1.xml><?xml version="1.0" encoding="utf-8"?>
+<ds:datastoreItem xmlns:ds="http://schemas.openxmlformats.org/officeDocument/2006/customXml" ds:itemID="{00AD6AB5-EFB5-4417-9862-97B0D8BAB7F9}">
+  <ds:schemaRefs>
+    <ds:schemaRef ds:uri="http://schemas.openxmlformats.org/officeDocument/2006/bibliography"/>
+  </ds:schemaRefs>
+</ds:datastoreItem>
 </file>
--- a/textos/Dieta comun 3 días PREVIOS AL ESTUDIO.docx
+++ b/textos/Dieta comun 3 días PREVIOS AL ESTUDIO.docx
@@ -3,74 +3,285 @@
 <w:document xmlns:wpc="http://schemas.microsoft.com/office/word/2010/wordprocessingCanvas" xmlns:cx="http://schemas.microsoft.com/office/drawing/2014/chartex" xmlns:mc="http://schemas.openxmlformats.org/markup-compatibility/2006" xmlns:o="urn:schemas-microsoft-com:office:office" xmlns:r="http://schemas.openxmlformats.org/officeDocument/2006/relationships" xmlns:m="http://schemas.openxmlformats.org/officeDocument/2006/math" xmlns:v="urn:schemas-microsoft-com:vml" xmlns:wp14="http://schemas.microsoft.com/office/word/2010/wordprocessingDrawing" xmlns:wp="http://schemas.openxmlformats.org/drawingml/2006/wordprocessingDrawing" xmlns:w10="urn:schemas-microsoft-com:office:word" xmlns:w="http://schemas.openxmlformats.org/wordprocessingml/2006/main" xmlns:w14="http://schemas.microsoft.com/office/word/2010/wordml" xmlns:w15="http://schemas.microsoft.com/office/word/2012/wordml" xmlns:w16se="http://schemas.microsoft.com/office/word/2015/wordml/symex" xmlns:wpg="http://schemas.microsoft.com/office/word/2010/wordprocessingGroup" xmlns:wpi="http://schemas.microsoft.com/office/word/2010/wordprocessingInk" xmlns:wne="http://schemas.microsoft.com/office/word/2006/wordml" xmlns:wps="http://schemas.microsoft.com/office/word/2010/wordprocessingShape" mc:Ignorable="w14 w15 w16se wp14">
   <w:body>
     <w:p>
-      <w:r>
-        <w:t>El día previo al estudio:</w:t>
-      </w:r>
+      <w:pPr>
+        <w:rPr>
+          <w:u w:val="single"/>
+        </w:rPr>
+      </w:pPr>
+      <w:r>
+        <w:rPr>
+          <w:u w:val="single"/>
+        </w:rPr>
+        <w:t>Suprimir:</w:t>
+      </w:r>
+    </w:p>
+    <w:p>
+      <w:pPr>
+        <w:pStyle w:val="Prrafodelista"/>
+        <w:numPr>
+          <w:ilvl w:val="0"/>
+          <w:numId w:val="1"/>
+        </w:numPr>
+      </w:pPr>
+      <w:r>
+        <w:t>F</w:t>
+      </w:r>
+      <w:r>
+        <w:t>rutas con semillas</w:t>
+      </w:r>
+      <w:r>
+        <w:t xml:space="preserve"> pequeñas (</w:t>
+      </w:r>
+      <w:proofErr w:type="spellStart"/>
+      <w:r>
+        <w:t>ej</w:t>
+      </w:r>
+      <w:proofErr w:type="spellEnd"/>
+      <w:r>
+        <w:t>: kiwi, frutillas).</w:t>
+      </w:r>
+    </w:p>
+    <w:p>
+      <w:pPr>
+        <w:pStyle w:val="Prrafodelista"/>
+        <w:numPr>
+          <w:ilvl w:val="0"/>
+          <w:numId w:val="1"/>
+        </w:numPr>
+      </w:pPr>
+      <w:r>
+        <w:t>V</w:t>
+      </w:r>
+      <w:r>
+        <w:t>erduras crudas o salteadas o en salsa</w:t>
+      </w:r>
+      <w:r>
+        <w:t>s</w:t>
+      </w:r>
+    </w:p>
+    <w:p>
+      <w:pPr>
+        <w:pStyle w:val="Prrafodelista"/>
+        <w:numPr>
+          <w:ilvl w:val="0"/>
+          <w:numId w:val="1"/>
+        </w:numPr>
+      </w:pPr>
+      <w:r>
+        <w:t>S</w:t>
+      </w:r>
+      <w:r>
+        <w:t>emillas</w:t>
+      </w:r>
+    </w:p>
+    <w:p>
+      <w:pPr>
+        <w:pStyle w:val="Prrafodelista"/>
+        <w:numPr>
+          <w:ilvl w:val="0"/>
+          <w:numId w:val="1"/>
+        </w:numPr>
+      </w:pPr>
+      <w:r>
+        <w:t>L</w:t>
+      </w:r>
+      <w:r>
+        <w:t>entejas</w:t>
+      </w:r>
+    </w:p>
+    <w:p>
+      <w:pPr>
+        <w:pStyle w:val="Prrafodelista"/>
+        <w:numPr>
+          <w:ilvl w:val="0"/>
+          <w:numId w:val="1"/>
+        </w:numPr>
+      </w:pPr>
+      <w:r>
+        <w:t>P</w:t>
+      </w:r>
+      <w:r>
+        <w:t>orotos</w:t>
+      </w:r>
+      <w:r>
+        <w:t xml:space="preserve"> y</w:t>
+      </w:r>
+      <w:r>
+        <w:t xml:space="preserve"> garbanzos.</w:t>
+      </w:r>
+    </w:p>
+    <w:p>
+      <w:pPr>
+        <w:pStyle w:val="Prrafodelista"/>
+        <w:numPr>
+          <w:ilvl w:val="0"/>
+          <w:numId w:val="1"/>
+        </w:numPr>
+      </w:pPr>
+      <w:r>
+        <w:t>E</w:t>
+      </w:r>
+      <w:r>
+        <w:t>vitar bebidas alcohólicas 48hs antes del estudio.</w:t>
+      </w:r>
+    </w:p>
+    <w:p>
+      <w:pPr>
+        <w:pStyle w:val="Prrafodelista"/>
+      </w:pPr>
     </w:p>
     <w:p/>
     <w:p>
-      <w:r>
-        <w:t>Suprimir:</w:t>
-      </w:r>
-    </w:p>
-    <w:p>
+      <w:pPr>
+        <w:rPr>
+          <w:u w:val="single"/>
+        </w:rPr>
+      </w:pPr>
+      <w:r>
+        <w:rPr>
+          <w:u w:val="single"/>
+        </w:rPr>
+        <w:t>Consumir:</w:t>
+      </w:r>
+    </w:p>
+    <w:p>
+      <w:pPr>
+        <w:pStyle w:val="Prrafodelista"/>
+        <w:numPr>
+          <w:ilvl w:val="0"/>
+          <w:numId w:val="2"/>
+        </w:numPr>
+      </w:pPr>
+      <w:r>
+        <w:t>Carnes rojas o blancas</w:t>
+      </w:r>
+    </w:p>
+    <w:p>
+      <w:pPr>
+        <w:pStyle w:val="Prrafodelista"/>
+        <w:numPr>
+          <w:ilvl w:val="0"/>
+          <w:numId w:val="2"/>
+        </w:numPr>
+      </w:pPr>
+      <w:r>
+        <w:t>Papa, batata, zanahoria, zapallo</w:t>
+      </w:r>
+    </w:p>
+    <w:p>
+      <w:pPr>
+        <w:pStyle w:val="Prrafodelista"/>
+        <w:numPr>
+          <w:ilvl w:val="0"/>
+          <w:numId w:val="2"/>
+        </w:numPr>
+      </w:pPr>
       <w:r>
         <w:t>F</w:t>
       </w:r>
       <w:r>
-        <w:t>rutas con semillas pequeñas (</w:t>
-      </w:r>
-      <w:proofErr w:type="spellStart"/>
-      <w:r>
-        <w:t>ej</w:t>
-      </w:r>
-      <w:proofErr w:type="spellEnd"/>
-      <w:r>
-        <w:t>: kiwi, frutillas), verduras crudas o salteadas o en salsas,</w:t>
+        <w:t xml:space="preserve">ideos, huevos, </w:t>
+      </w:r>
+      <w:r>
+        <w:t>caldos</w:t>
+      </w:r>
+    </w:p>
+    <w:p>
+      <w:pPr>
+        <w:pStyle w:val="Prrafodelista"/>
+        <w:numPr>
+          <w:ilvl w:val="0"/>
+          <w:numId w:val="2"/>
+        </w:numPr>
+      </w:pPr>
+      <w:r>
+        <w:t xml:space="preserve">Frutas: </w:t>
+      </w:r>
+      <w:r>
+        <w:t>banana, durazno, pera, manzana</w:t>
+      </w:r>
+    </w:p>
+    <w:p>
+      <w:pPr>
+        <w:pStyle w:val="Prrafodelista"/>
+        <w:numPr>
+          <w:ilvl w:val="0"/>
+          <w:numId w:val="2"/>
+        </w:numPr>
+      </w:pPr>
+      <w:r>
+        <w:t>Helados de agua</w:t>
+      </w:r>
+    </w:p>
+    <w:p>
+      <w:pPr>
+        <w:pStyle w:val="Prrafodelista"/>
+        <w:numPr>
+          <w:ilvl w:val="0"/>
+          <w:numId w:val="2"/>
+        </w:numPr>
+      </w:pPr>
+      <w:r>
+        <w:t>Q</w:t>
+      </w:r>
+      <w:r>
+        <w:t xml:space="preserve">uesos y fiambre de todo tipo, </w:t>
+      </w:r>
+    </w:p>
+    <w:p>
+      <w:pPr>
+        <w:pStyle w:val="Prrafodelista"/>
+        <w:numPr>
+          <w:ilvl w:val="0"/>
+          <w:numId w:val="2"/>
+        </w:numPr>
+      </w:pPr>
+      <w:r>
+        <w:t>Gelatina (no rojas)</w:t>
       </w:r>
       <w:r>
         <w:t xml:space="preserve"> </w:t>
-      </w:r>
-      <w:r>
-        <w:t>semillas, lentejas, porotos</w:t>
-      </w:r>
-      <w:r>
-        <w:t xml:space="preserve"> y</w:t>
-      </w:r>
-      <w:r>
-        <w:t xml:space="preserve"> garbanzos.</w:t>
-      </w:r>
-    </w:p>
-    <w:p/>
-    <w:p>
-      <w:r>
-        <w:t>Consumir:</w:t>
-      </w:r>
-    </w:p>
-    <w:p>
-      <w:r>
-        <w:t xml:space="preserve">Carnes rojas o blancas, papa, batata, zanahoria, zapallo, fideos, huevos, </w:t>
-      </w:r>
-      <w:r>
-        <w:t>caldos</w:t>
       </w:r>
       <w:bookmarkStart w:id="0" w:name="_GoBack"/>
       <w:bookmarkEnd w:id="0"/>
-      <w:r>
-        <w:t>.</w:t>
-      </w:r>
-    </w:p>
-    <w:p>
-      <w:r>
-        <w:t xml:space="preserve">Frutas: banana, durazno, pera, manzana – helados de agua. Desayuno y merienda habitual (pan </w:t>
-      </w:r>
-      <w:proofErr w:type="spellStart"/>
-      <w:r>
-        <w:t>sinsemillas</w:t>
-      </w:r>
-      <w:proofErr w:type="spellEnd"/>
-      <w:r>
-        <w:t>, mermeladas sin semillas) quesos y fiambre de todo tipo, gelatina, yogurt natural o vainilla. Beber abundantes líquidos no gasificados, te, mate, café, leche con o sin azúcar- evitar bebidas alcohólicas 48hs antes del estudio.</w:t>
+    </w:p>
+    <w:p>
+      <w:pPr>
+        <w:pStyle w:val="Prrafodelista"/>
+        <w:numPr>
+          <w:ilvl w:val="0"/>
+          <w:numId w:val="2"/>
+        </w:numPr>
+      </w:pPr>
+      <w:r>
+        <w:t>Quesos, Y</w:t>
+      </w:r>
+      <w:r>
+        <w:t>og</w:t>
+      </w:r>
+      <w:r>
+        <w:t>urt natural o vainilla</w:t>
+      </w:r>
+    </w:p>
+    <w:p>
+      <w:pPr>
+        <w:pStyle w:val="Prrafodelista"/>
+        <w:numPr>
+          <w:ilvl w:val="0"/>
+          <w:numId w:val="2"/>
+        </w:numPr>
+      </w:pPr>
+      <w:r>
+        <w:t>Beber abundantes líquidos no gasificados</w:t>
+      </w:r>
+      <w:r>
+        <w:t>:</w:t>
+      </w:r>
+      <w:r>
+        <w:t xml:space="preserve"> te, mate, café, leche con o sin azúca</w:t>
+      </w:r>
+      <w:r>
+        <w:t>r</w:t>
       </w:r>
     </w:p>
     <w:sectPr>
@@ -81,6 +292,243 @@
     </w:sectPr>
   </w:body>
 </w:document>
+</file>
+
+<file path=word/numbering.xml><?xml version="1.0" encoding="utf-8"?>
+<w:numbering xmlns:wpc="http://schemas.microsoft.com/office/word/2010/wordprocessingCanvas" xmlns:cx="http://schemas.microsoft.com/office/drawing/2014/chartex" xmlns:mc="http://schemas.openxmlformats.org/markup-compatibility/2006" xmlns:o="urn:schemas-microsoft-com:office:office" xmlns:r="http://schemas.openxmlformats.org/officeDocument/2006/relationships" xmlns:m="http://schemas.openxmlformats.org/officeDocument/2006/math" xmlns:v="urn:schemas-microsoft-com:vml" xmlns:wp14="http://schemas.microsoft.com/office/word/2010/wordprocessingDrawing" xmlns:wp="http://schemas.openxmlformats.org/drawingml/2006/wordprocessingDrawing" xmlns:w10="urn:schemas-microsoft-com:office:word" xmlns:w="http://schemas.openxmlformats.org/wordprocessingml/2006/main" xmlns:w14="http://schemas.microsoft.com/office/word/2010/wordml" xmlns:w15="http://schemas.microsoft.com/office/word/2012/wordml" xmlns:w16se="http://schemas.microsoft.com/office/word/2015/wordml/symex" xmlns:wpg="http://schemas.microsoft.com/office/word/2010/wordprocessingGroup" xmlns:wpi="http://schemas.microsoft.com/office/word/2010/wordprocessingInk" xmlns:wne="http://schemas.microsoft.com/office/word/2006/wordml" xmlns:wps="http://schemas.microsoft.com/office/word/2010/wordprocessingShape" mc:Ignorable="w14 w15 w16se wp14">
+  <w:abstractNum w:abstractNumId="0" w15:restartNumberingAfterBreak="0">
+    <w:nsid w:val="39273E3C"/>
+    <w:multiLevelType w:val="hybridMultilevel"/>
+    <w:tmpl w:val="954035FA"/>
+    <w:lvl w:ilvl="0" w:tplc="2C0A0001">
+      <w:start w:val="1"/>
+      <w:numFmt w:val="bullet"/>
+      <w:lvlText w:val=""/>
+      <w:lvlJc w:val="left"/>
+      <w:pPr>
+        <w:ind w:left="720" w:hanging="360"/>
+      </w:pPr>
+      <w:rPr>
+        <w:rFonts w:ascii="Symbol" w:hAnsi="Symbol" w:hint="default"/>
+      </w:rPr>
+    </w:lvl>
+    <w:lvl w:ilvl="1" w:tplc="2C0A0003" w:tentative="1">
+      <w:start w:val="1"/>
+      <w:numFmt w:val="bullet"/>
+      <w:lvlText w:val="o"/>
+      <w:lvlJc w:val="left"/>
+      <w:pPr>
+        <w:ind w:left="1440" w:hanging="360"/>
+      </w:pPr>
+      <w:rPr>
+        <w:rFonts w:ascii="Courier New" w:hAnsi="Courier New" w:cs="Courier New" w:hint="default"/>
+      </w:rPr>
+    </w:lvl>
+    <w:lvl w:ilvl="2" w:tplc="2C0A0005" w:tentative="1">
+      <w:start w:val="1"/>
+      <w:numFmt w:val="bullet"/>
+      <w:lvlText w:val=""/>
+      <w:lvlJc w:val="left"/>
+      <w:pPr>
+        <w:ind w:left="2160" w:hanging="360"/>
+      </w:pPr>
+      <w:rPr>
+        <w:rFonts w:ascii="Wingdings" w:hAnsi="Wingdings" w:hint="default"/>
+      </w:rPr>
+    </w:lvl>
+    <w:lvl w:ilvl="3" w:tplc="2C0A0001" w:tentative="1">
+      <w:start w:val="1"/>
+      <w:numFmt w:val="bullet"/>
+      <w:lvlText w:val=""/>
+      <w:lvlJc w:val="left"/>
+      <w:pPr>
+        <w:ind w:left="2880" w:hanging="360"/>
+      </w:pPr>
+      <w:rPr>
+        <w:rFonts w:ascii="Symbol" w:hAnsi="Symbol" w:hint="default"/>
+      </w:rPr>
+    </w:lvl>
+    <w:lvl w:ilvl="4" w:tplc="2C0A0003" w:tentative="1">
+      <w:start w:val="1"/>
+      <w:numFmt w:val="bullet"/>
+      <w:lvlText w:val="o"/>
+      <w:lvlJc w:val="left"/>
+      <w:pPr>
+        <w:ind w:left="3600" w:hanging="360"/>
+      </w:pPr>
+      <w:rPr>
+        <w:rFonts w:ascii="Courier New" w:hAnsi="Courier New" w:cs="Courier New" w:hint="default"/>
+      </w:rPr>
+    </w:lvl>
+    <w:lvl w:ilvl="5" w:tplc="2C0A0005" w:tentative="1">
+      <w:start w:val="1"/>
+      <w:numFmt w:val="bullet"/>
+      <w:lvlText w:val=""/>
+      <w:lvlJc w:val="left"/>
+      <w:pPr>
+        <w:ind w:left="4320" w:hanging="360"/>
+      </w:pPr>
+      <w:rPr>
+        <w:rFonts w:ascii="Wingdings" w:hAnsi="Wingdings" w:hint="default"/>
+      </w:rPr>
+    </w:lvl>
+    <w:lvl w:ilvl="6" w:tplc="2C0A0001" w:tentative="1">
+      <w:start w:val="1"/>
+      <w:numFmt w:val="bullet"/>
+      <w:lvlText w:val=""/>
+      <w:lvlJc w:val="left"/>
+      <w:pPr>
+        <w:ind w:left="5040" w:hanging="360"/>
+      </w:pPr>
+      <w:rPr>
+        <w:rFonts w:ascii="Symbol" w:hAnsi="Symbol" w:hint="default"/>
+      </w:rPr>
+    </w:lvl>
+    <w:lvl w:ilvl="7" w:tplc="2C0A0003" w:tentative="1">
+      <w:start w:val="1"/>
+      <w:numFmt w:val="bullet"/>
+      <w:lvlText w:val="o"/>
+      <w:lvlJc w:val="left"/>
+      <w:pPr>
+        <w:ind w:left="5760" w:hanging="360"/>
+      </w:pPr>
+      <w:rPr>
+        <w:rFonts w:ascii="Courier New" w:hAnsi="Courier New" w:cs="Courier New" w:hint="default"/>
+      </w:rPr>
+    </w:lvl>
+    <w:lvl w:ilvl="8" w:tplc="2C0A0005" w:tentative="1">
+      <w:start w:val="1"/>
+      <w:numFmt w:val="bullet"/>
+      <w:lvlText w:val=""/>
+      <w:lvlJc w:val="left"/>
+      <w:pPr>
+        <w:ind w:left="6480" w:hanging="360"/>
+      </w:pPr>
+      <w:rPr>
+        <w:rFonts w:ascii="Wingdings" w:hAnsi="Wingdings" w:hint="default"/>
+      </w:rPr>
+    </w:lvl>
+  </w:abstractNum>
+  <w:abstractNum w:abstractNumId="1" w15:restartNumberingAfterBreak="0">
+    <w:nsid w:val="6BC07341"/>
+    <w:multiLevelType w:val="hybridMultilevel"/>
+    <w:tmpl w:val="AC92E72A"/>
+    <w:lvl w:ilvl="0" w:tplc="2C0A0001">
+      <w:start w:val="1"/>
+      <w:numFmt w:val="bullet"/>
+      <w:lvlText w:val=""/>
+      <w:lvlJc w:val="left"/>
+      <w:pPr>
+        <w:ind w:left="720" w:hanging="360"/>
+      </w:pPr>
+      <w:rPr>
+        <w:rFonts w:ascii="Symbol" w:hAnsi="Symbol" w:hint="default"/>
+      </w:rPr>
+    </w:lvl>
+    <w:lvl w:ilvl="1" w:tplc="2C0A0003" w:tentative="1">
+      <w:start w:val="1"/>
+      <w:numFmt w:val="bullet"/>
+      <w:lvlText w:val="o"/>
+      <w:lvlJc w:val="left"/>
+      <w:pPr>
+        <w:ind w:left="1440" w:hanging="360"/>
+      </w:pPr>
+      <w:rPr>
+        <w:rFonts w:ascii="Courier New" w:hAnsi="Courier New" w:cs="Courier New" w:hint="default"/>
+      </w:rPr>
+    </w:lvl>
+    <w:lvl w:ilvl="2" w:tplc="2C0A0005" w:tentative="1">
+      <w:start w:val="1"/>
+      <w:numFmt w:val="bullet"/>
+      <w:lvlText w:val=""/>
+      <w:lvlJc w:val="left"/>
+      <w:pPr>
+        <w:ind w:left="2160" w:hanging="360"/>
+      </w:pPr>
+      <w:rPr>
+        <w:rFonts w:ascii="Wingdings" w:hAnsi="Wingdings" w:hint="default"/>
+      </w:rPr>
+    </w:lvl>
+    <w:lvl w:ilvl="3" w:tplc="2C0A0001" w:tentative="1">
+      <w:start w:val="1"/>
+      <w:numFmt w:val="bullet"/>
+      <w:lvlText w:val=""/>
+      <w:lvlJc w:val="left"/>
+      <w:pPr>
+        <w:ind w:left="2880" w:hanging="360"/>
+      </w:pPr>
+      <w:rPr>
+        <w:rFonts w:ascii="Symbol" w:hAnsi="Symbol" w:hint="default"/>
+      </w:rPr>
+    </w:lvl>
+    <w:lvl w:ilvl="4" w:tplc="2C0A0003" w:tentative="1">
+      <w:start w:val="1"/>
+      <w:numFmt w:val="bullet"/>
+      <w:lvlText w:val="o"/>
+      <w:lvlJc w:val="left"/>
+      <w:pPr>
+        <w:ind w:left="3600" w:hanging="360"/>
+      </w:pPr>
+      <w:rPr>
+        <w:rFonts w:ascii="Courier New" w:hAnsi="Courier New" w:cs="Courier New" w:hint="default"/>
+      </w:rPr>
+    </w:lvl>
+    <w:lvl w:ilvl="5" w:tplc="2C0A0005" w:tentative="1">
+      <w:start w:val="1"/>
+      <w:numFmt w:val="bullet"/>
+      <w:lvlText w:val=""/>
+      <w:lvlJc w:val="left"/>
+      <w:pPr>
+        <w:ind w:left="4320" w:hanging="360"/>
+      </w:pPr>
+      <w:rPr>
+        <w:rFonts w:ascii="Wingdings" w:hAnsi="Wingdings" w:hint="default"/>
+      </w:rPr>
+    </w:lvl>
+    <w:lvl w:ilvl="6" w:tplc="2C0A0001" w:tentative="1">
+      <w:start w:val="1"/>
+      <w:numFmt w:val="bullet"/>
+      <w:lvlText w:val=""/>
+      <w:lvlJc w:val="left"/>
+      <w:pPr>
+        <w:ind w:left="5040" w:hanging="360"/>
+      </w:pPr>
+      <w:rPr>
+        <w:rFonts w:ascii="Symbol" w:hAnsi="Symbol" w:hint="default"/>
+      </w:rPr>
+    </w:lvl>
+    <w:lvl w:ilvl="7" w:tplc="2C0A0003" w:tentative="1">
+      <w:start w:val="1"/>
+      <w:numFmt w:val="bullet"/>
+      <w:lvlText w:val="o"/>
+      <w:lvlJc w:val="left"/>
+      <w:pPr>
+        <w:ind w:left="5760" w:hanging="360"/>
+      </w:pPr>
+      <w:rPr>
+        <w:rFonts w:ascii="Courier New" w:hAnsi="Courier New" w:cs="Courier New" w:hint="default"/>
+      </w:rPr>
+    </w:lvl>
+    <w:lvl w:ilvl="8" w:tplc="2C0A0005" w:tentative="1">
+      <w:start w:val="1"/>
+      <w:numFmt w:val="bullet"/>
+      <w:lvlText w:val=""/>
+      <w:lvlJc w:val="left"/>
+      <w:pPr>
+        <w:ind w:left="6480" w:hanging="360"/>
+      </w:pPr>
+      <w:rPr>
+        <w:rFonts w:ascii="Wingdings" w:hAnsi="Wingdings" w:hint="default"/>
+      </w:rPr>
+    </w:lvl>
+  </w:abstractNum>
+  <w:num w:numId="1">
+    <w:abstractNumId w:val="0"/>
+  </w:num>
+  <w:num w:numId="2">
+    <w:abstractNumId w:val="1"/>
+  </w:num>
+</w:numbering>
 </file>
 
 <file path=word/styles.xml><?xml version="1.0" encoding="utf-8"?>
@@ -504,6 +952,17 @@
     <w:semiHidden/>
     <w:unhideWhenUsed/>
   </w:style>
+  <w:style w:type="paragraph" w:styleId="Prrafodelista">
+    <w:name w:val="List Paragraph"/>
+    <w:basedOn w:val="Normal"/>
+    <w:uiPriority w:val="34"/>
+    <w:qFormat/>
+    <w:rsid w:val="00853589"/>
+    <w:pPr>
+      <w:ind w:left="720"/>
+      <w:contextualSpacing/>
+    </w:pPr>
+  </w:style>
 </w:styles>
 </file>
 
@@ -773,7 +1232,7 @@
 </file>
 
 <file path=customXml/itemProps1.xml><?xml version="1.0" encoding="utf-8"?>
-<ds:datastoreItem xmlns:ds="http://schemas.openxmlformats.org/officeDocument/2006/customXml" ds:itemID="{00AD6AB5-EFB5-4417-9862-97B0D8BAB7F9}">
+<ds:datastoreItem xmlns:ds="http://schemas.openxmlformats.org/officeDocument/2006/customXml" ds:itemID="{D32E2BA7-4DF5-4BAD-8A74-843387939F85}">
   <ds:schemaRefs>
     <ds:schemaRef ds:uri="http://schemas.openxmlformats.org/officeDocument/2006/bibliography"/>
   </ds:schemaRefs>

--- a/textos/Dieta comun 3 días PREVIOS AL ESTUDIO.docx
+++ b/textos/Dieta comun 3 días PREVIOS AL ESTUDIO.docx
@@ -5,11 +5,15 @@
     <w:p>
       <w:pPr>
         <w:rPr>
+          <w:b/>
+          <w:sz w:val="32"/>
           <w:u w:val="single"/>
         </w:rPr>
       </w:pPr>
       <w:r>
         <w:rPr>
+          <w:b/>
+          <w:sz w:val="32"/>
           <w:u w:val="single"/>
         </w:rPr>
         <w:t>Suprimir:</w:t>
@@ -119,26 +123,30 @@
         </w:numPr>
       </w:pPr>
       <w:r>
-        <w:t>E</w:t>
-      </w:r>
-      <w:r>
-        <w:t>vitar bebidas alcohólicas 48hs antes del estudio.</w:t>
-      </w:r>
-    </w:p>
-    <w:p>
-      <w:pPr>
-        <w:pStyle w:val="Prrafodelista"/>
-      </w:pPr>
-    </w:p>
-    <w:p/>
+        <w:t>Evitar bebidas alcohólicas 48hs antes del estudio.</w:t>
+      </w:r>
+    </w:p>
+    <w:p>
+      <w:pPr>
+        <w:pStyle w:val="Prrafodelista"/>
+      </w:pPr>
+    </w:p>
+    <w:p>
+      <w:bookmarkStart w:id="0" w:name="_GoBack"/>
+      <w:bookmarkEnd w:id="0"/>
+    </w:p>
     <w:p>
       <w:pPr>
         <w:rPr>
+          <w:b/>
+          <w:sz w:val="32"/>
           <w:u w:val="single"/>
         </w:rPr>
       </w:pPr>
       <w:r>
         <w:rPr>
+          <w:b/>
+          <w:sz w:val="32"/>
           <w:u w:val="single"/>
         </w:rPr>
         <w:t>Consumir:</w:t>
@@ -242,8 +250,6 @@
       <w:r>
         <w:t xml:space="preserve"> </w:t>
       </w:r>
-      <w:bookmarkStart w:id="0" w:name="_GoBack"/>
-      <w:bookmarkEnd w:id="0"/>
     </w:p>
     <w:p>
       <w:pPr>
@@ -1232,7 +1238,7 @@
 </file>
 
 <file path=customXml/itemProps1.xml><?xml version="1.0" encoding="utf-8"?>
-<ds:datastoreItem xmlns:ds="http://schemas.openxmlformats.org/officeDocument/2006/customXml" ds:itemID="{D32E2BA7-4DF5-4BAD-8A74-843387939F85}">
+<ds:datastoreItem xmlns:ds="http://schemas.openxmlformats.org/officeDocument/2006/customXml" ds:itemID="{F2CE4827-E054-4359-95CC-A34323F45D3B}">
   <ds:schemaRefs>
     <ds:schemaRef ds:uri="http://schemas.openxmlformats.org/officeDocument/2006/bibliography"/>
   </ds:schemaRefs>
